--- a/docs/abstract_results_section.docx
+++ b/docs/abstract_results_section.docx
@@ -558,7 +558,7 @@
     </w:p>
     <w:bookmarkEnd w:id="19"/>
     <w:bookmarkEnd w:id="20"/>
-    <w:bookmarkStart w:id="28" w:name="results"/>
+    <w:bookmarkStart w:id="27" w:name="results"/>
     <w:p>
       <w:pPr>
         <w:pStyle w:val="Heading2"/>
@@ -615,7 +615,7 @@
         <w:pStyle w:val="FirstParagraph"/>
       </w:pPr>
       <w:r>
-        <w:t xml:space="preserve">Using a multi-database search strategy (PubMed, CrossRef, Europe PMC, OpenAlex, Semantic Scholar, and DOI-based reverse citation tracking), 75 abstracts (6.8%) were classified as definite matches and 229 (20.7%) as probable matches. In sensitivity analysis, the combined definite-plus-probable publication rate was 27.7%, consistent with the Cochrane pooled estimate of 37.3% (Scherer et al., 2018). An additional 35 abstracts (3.2%) were excluded as pre-conference publications. The matching algorithm demonstrated 100% sensitivity and 69.4% specificity against a manually verified gold standard of 50 abstracts.</w:t>
+        <w:t xml:space="preserve">Using a multi-database search strategy (PubMed, CrossRef, Europe PMC, OpenAlex, Semantic Scholar, and DOI-based reverse citation tracking), 75 abstracts (6.8%) were classified as definite matches and 229 (20.7%) as probable matches. In sensitivity analysis, the combined definite-plus-probable publication rate was 27.5%, consistent with the Cochrane pooled estimate of 37.3% (Scherer et al., 2018). An additional 35 abstracts (3.2%) were excluded as pre-conference publications. The matching algorithm demonstrated 100% sensitivity and 69.4% specificity against a manually verified gold standard of 50 abstracts.</w:t>
       </w:r>
     </w:p>
     <w:p>
@@ -623,7 +623,7 @@
         <w:pStyle w:val="BodyText"/>
       </w:pPr>
       <w:r>
-        <w:t xml:space="preserve">Publication rates varied by congress year, ranging from 1.2% (2017) to 33.3% (2023), with a trend toward higher rates in more recent years where follow-up may be incomplete.</w:t>
+        <w:t xml:space="preserve">Publication rates varied by congress year, ranging from 1.2% (2017) to 25% (2022), with a trend toward higher rates in more recent years where follow-up may be incomplete.</w:t>
       </w:r>
     </w:p>
     <w:bookmarkEnd w:id="22"/>
@@ -641,7 +641,7 @@
         <w:pStyle w:val="FirstParagraph"/>
       </w:pPr>
       <w:r>
-        <w:t xml:space="preserve">Among definite matches, the median time from conference presentation to full publication was 10.8 months (IQR 3.8-16.7). Kaplan-Meier survival analysis with administrative censoring demonstrated a cumulative publication rate that continued to increase through 48 months of follow-up.</w:t>
+        <w:t xml:space="preserve">Among definite matches, the median time from conference presentation to full publication was 10.8 months (IQR 3.8-16.8). Kaplan-Meier survival analysis with administrative censoring demonstrated a cumulative publication rate that continued to increase through 48 months of follow-up.</w:t>
       </w:r>
     </w:p>
     <w:bookmarkEnd w:id="23"/>
@@ -659,17 +659,17 @@
         <w:pStyle w:val="FirstParagraph"/>
       </w:pPr>
       <w:r>
-        <w:t xml:space="preserve">In multivariable Cox proportional hazards analysis (proportional hazards assumption met, global p=0.193), US-based affiliation was the only significant predictor of publication velocity (HR 2.65, 95% CI 1.37-5.11, p=0.004). In logistic regression, US-based affiliation was similarly associated with higher odds of publication (OR 3.06, 95% CI 1.56-6.32, p=0.002). Neither study design (RCT vs non-RCT), sample size, academic affiliation, session type, first-author gender, nor number of authors significantly predicted publication.</w:t>
+        <w:t xml:space="preserve">In multivariable Cox proportional hazards analysis (proportional hazards assumption met, global p=0.018), US-based affiliation was the only significant predictor of publication velocity (HR 2.56, 95% CI 1.47-4.48, p=0.001). In logistic regression, US-based affiliation was similarly associated with higher odds of publication (OR 2.63, 95% CI 1.51-4.79, p=0.001). Neither study design (RCT vs non-RCT), sample size, academic affiliation, practice type, first-author gender, nor number of authors significantly predicted publication.</w:t>
       </w:r>
     </w:p>
     <w:bookmarkEnd w:id="24"/>
-    <w:bookmarkStart w:id="25" w:name="publication-bias"/>
+    <w:bookmarkStart w:id="25" w:name="subspecialty-variation"/>
     <w:p>
       <w:pPr>
         <w:pStyle w:val="Heading3"/>
       </w:pPr>
       <w:r>
-        <w:t xml:space="preserve">Publication Bias</w:t>
+        <w:t xml:space="preserve">Subspecialty Variation</w:t>
       </w:r>
     </w:p>
     <w:p>
@@ -677,17 +677,17 @@
         <w:pStyle w:val="FirstParagraph"/>
       </w:pPr>
       <w:r>
-        <w:t xml:space="preserve">Among abstracts with classifiable result direction, positive results were published at 21.1% compared to 27.3% for negative results (OR 0.71, p&gt;0.05), suggesting no statistically significant publication bias by result direction in this cohort, though power was limited by the small number of abstracts with extractable result positivity.</w:t>
+        <w:t xml:space="preserve">Publication rates varied by subspecialty division: general OB/GYN (25.2%), female pelvic medicine and reconstructive surgery (23.8%), and minimally invasive gynecologic surgery (18.8%) demonstrated the highest rates. Published abstracts accrued a median of citations.</w:t>
       </w:r>
     </w:p>
     <w:bookmarkEnd w:id="25"/>
-    <w:bookmarkStart w:id="26" w:name="subspecialty-variation"/>
+    <w:bookmarkStart w:id="26" w:name="abstract-to-publication-fidelity"/>
     <w:p>
       <w:pPr>
         <w:pStyle w:val="Heading3"/>
       </w:pPr>
       <w:r>
-        <w:t xml:space="preserve">Subspecialty Variation</w:t>
+        <w:t xml:space="preserve">Abstract-to-Publication Fidelity</w:t>
       </w:r>
     </w:p>
     <w:p>
@@ -695,29 +695,11 @@
         <w:pStyle w:val="FirstParagraph"/>
       </w:pPr>
       <w:r>
-        <w:t xml:space="preserve">Publication rates varied by subspecialty division: general OB/GYN (25.2%), female pelvic medicine and reconstructive surgery (23.8%), and minimally invasive gynecologic surgery (18.8%) demonstrated the highest rates. Published abstracts accrued a median of citations.</w:t>
+        <w:t xml:space="preserve">Among matched abstract-publication pairs, 76% had substantial title changes (Jaccard similarity &lt;0.7 between abstract and publication titles), consistent with the expectation that manuscripts undergo significant revision between conference presentation and peer-reviewed publication.</w:t>
       </w:r>
     </w:p>
     <w:bookmarkEnd w:id="26"/>
-    <w:bookmarkStart w:id="27" w:name="abstract-to-publication-fidelity"/>
-    <w:p>
-      <w:pPr>
-        <w:pStyle w:val="Heading3"/>
-      </w:pPr>
-      <w:r>
-        <w:t xml:space="preserve">Abstract-to-Publication Fidelity</w:t>
-      </w:r>
-    </w:p>
-    <w:p>
-      <w:pPr>
-        <w:pStyle w:val="FirstParagraph"/>
-      </w:pPr>
-      <w:r>
-        <w:t xml:space="preserve">Among matched abstract-publication pairs, 76% had substantial title changes (Jaccard similarity &lt;0.7 between abstract and publication titles), consistent with the expectation that manuscripts undergo significant revision between conference presentation and peer-reviewed publication.</w:t>
-      </w:r>
-    </w:p>
     <w:bookmarkEnd w:id="27"/>
-    <w:bookmarkEnd w:id="28"/>
     <w:sectPr>
       <w:footnotePr>
         <w:numRestart w:val="eachSect"/>

--- a/docs/abstract_results_section.docx
+++ b/docs/abstract_results_section.docx
@@ -279,7 +279,7 @@
         <w:t xml:space="preserve"> </w:t>
       </w:r>
       <w:r>
-        <w:t xml:space="preserve">A novel strategy leveraging each abstract’s ScienceDirect DOI: for each of the 1106 abstract DOIs, OpenAlex was queried to identify papers that cited the conference abstract. Papers explicitly citing a conference abstract in their reference list represent high-confidence matches, particularly when title-based searches fail due to substantial title revision between presentation and publication.</w:t>
+        <w:t xml:space="preserve">A novel strategy leveraging each abstract’s ScienceDirect DOI: for each of the 1067 abstract DOIs, OpenAlex was queried to identify papers that cited the conference abstract. Papers explicitly citing a conference abstract in their reference list represent high-confidence matches, particularly when title-based searches fail due to substantial title revision between presentation and publication.</w:t>
       </w:r>
     </w:p>
     <w:p>
@@ -581,7 +581,7 @@
         <w:pStyle w:val="FirstParagraph"/>
       </w:pPr>
       <w:r>
-        <w:t xml:space="preserve">A total of 1106 oral presentations from 12 consecutive AAGL Global Congresses (2012-2023) were included. Video presentations (n=48) were excluded per protocol. The most common study designs were retrospective cohort (112, 10.1%), randomized controlled trial (71, 6.4%), and prospective cohort (52, 4.7%).</w:t>
+        <w:t xml:space="preserve">A total of 1067 oral presentations from 12 consecutive AAGL Global Congresses (2012-2023) were included. Video presentations (n=48) were excluded per protocol. The most common study designs were retrospective cohort (111, 10.4%), randomized controlled trial (64, 6%), and prospective cohort (52, 4.9%).</w:t>
       </w:r>
     </w:p>
     <w:p>
@@ -589,7 +589,7 @@
         <w:pStyle w:val="BodyText"/>
       </w:pPr>
       <w:r>
-        <w:t xml:space="preserve">Of the 1106 abstracts, 276 (25%) reported numeric results (p-values, odds ratios, or effect sizes), 23 (2.1%) utilized national administrative databases (NSQIP, NIS, SEER, NCDB, or equivalent), 43 (3.9%) disclosed industry involvement, 11 (1%) reported a trial registration number, and 11 (1%) included an IRB or ethics committee statement.</w:t>
+        <w:t xml:space="preserve">Of the 1067 abstracts, 262 (24.6%) reported numeric results (p-values, odds ratios, or effect sizes), 22 (2.1%) utilized national administrative databases (NSQIP, NIS, SEER, NCDB, or equivalent), 41 (3.8%) disclosed industry involvement, 11 (1%) reported a trial registration number, and 10 (0.9%) included an IRB or ethics committee statement.</w:t>
       </w:r>
     </w:p>
     <w:p>
@@ -597,7 +597,7 @@
         <w:pStyle w:val="BodyText"/>
       </w:pPr>
       <w:r>
-        <w:t xml:space="preserve">Among 0 first authors with gender data (0% coverage), 0 (NaN%) were female and 0 (NaN%) were male. The majority of presentations originated from academic medical centers (662, 92.3%), with community hospitals (26), research institutes (15), military/VA facilities (9), and private practices (5) comprising the remainder.</w:t>
+        <w:t xml:space="preserve">Among 1054 first authors with gender data (98.8% coverage), 557 (52.8%) were female and 497 (47.2%) were male. The majority of presentations originated from academic medical centers (158, 95.2%), with community hospitals (), research institutes (3), military/VA facilities (4), and private practices (1) comprising the remainder.</w:t>
       </w:r>
     </w:p>
     <w:bookmarkEnd w:id="21"/>
@@ -615,7 +615,7 @@
         <w:pStyle w:val="FirstParagraph"/>
       </w:pPr>
       <w:r>
-        <w:t xml:space="preserve">Using a multi-database search strategy (PubMed, CrossRef, Europe PMC, OpenAlex, Semantic Scholar, and DOI-based reverse citation tracking), 75 abstracts (6.8%) were classified as definite matches and 229 (20.7%) as probable matches. In sensitivity analysis, the combined definite-plus-probable publication rate was 27.5%, consistent with the Cochrane pooled estimate of 37.3% (Scherer et al., 2018). An additional 35 abstracts (3.2%) were excluded as pre-conference publications. The matching algorithm demonstrated 100% sensitivity and 69.4% specificity against a manually verified gold standard of 50 abstracts.</w:t>
+        <w:t xml:space="preserve">Using a multi-database search strategy (PubMed, CrossRef, Europe PMC, OpenAlex, Semantic Scholar, and DOI-based reverse citation tracking), 131 abstracts (12.3%) were classified as definite matches and 81 (7.6%) as probable matches. In sensitivity analysis, the combined definite-plus-probable publication rate was 19.9%, consistent with the Cochrane pooled estimate of 37.3% (Scherer et al., 2018). An additional 0 abstracts (0%) were excluded as pre-conference publications. The matching algorithm demonstrated 100% sensitivity and 63.9% specificity against a manually verified gold standard of 50 abstracts.</w:t>
       </w:r>
     </w:p>
     <w:p>
@@ -623,7 +623,7 @@
         <w:pStyle w:val="BodyText"/>
       </w:pPr>
       <w:r>
-        <w:t xml:space="preserve">Publication rates varied by congress year, ranging from 1.2% (2017) to 25% (2022), with a trend toward higher rates in more recent years where follow-up may be incomplete.</w:t>
+        <w:t xml:space="preserve">Publication rates varied by congress year, ranging from 5.9% (2017) to 31.8% (2022), with a trend toward higher rates in more recent years where follow-up may be incomplete.</w:t>
       </w:r>
     </w:p>
     <w:bookmarkEnd w:id="22"/>
@@ -641,7 +641,7 @@
         <w:pStyle w:val="FirstParagraph"/>
       </w:pPr>
       <w:r>
-        <w:t xml:space="preserve">Among definite matches, the median time from conference presentation to full publication was 10.8 months (IQR 3.8-16.8). Kaplan-Meier survival analysis with administrative censoring demonstrated a cumulative publication rate that continued to increase through 48 months of follow-up.</w:t>
+        <w:t xml:space="preserve">Among definite matches, the median time from conference presentation to full publication was 13.6 months (IQR 4.6-22). Kaplan-Meier survival analysis with administrative censoring demonstrated a cumulative publication rate that continued to increase through 48 months of follow-up.</w:t>
       </w:r>
     </w:p>
     <w:bookmarkEnd w:id="23"/>
@@ -659,7 +659,7 @@
         <w:pStyle w:val="FirstParagraph"/>
       </w:pPr>
       <w:r>
-        <w:t xml:space="preserve">In multivariable Cox proportional hazards analysis (proportional hazards assumption met, global p=0.018), US-based affiliation was the only significant predictor of publication velocity (HR 2.56, 95% CI 1.47-4.48, p=0.001). In logistic regression, US-based affiliation was similarly associated with higher odds of publication (OR 2.63, 95% CI 1.51-4.79, p=0.001). Neither study design (RCT vs non-RCT), sample size, academic affiliation, practice type, first-author gender, nor number of authors significantly predicted publication.</w:t>
+        <w:t xml:space="preserve">In multivariable Cox proportional hazards analysis (proportional hazards assumption met, global p=0.093), US-based affiliation was the only significant predictor of publication velocity (HR 1.4, 95% CI 0.98-1.99, p=0.067). In logistic regression, US-based affiliation was similarly associated with higher odds of publication (OR 1.27, 95% CI 0.86-1.88, p=0.23). Neither study design (RCT vs non-RCT), sample size, academic affiliation, practice type, first-author gender, nor number of authors significantly predicted publication.</w:t>
       </w:r>
     </w:p>
     <w:bookmarkEnd w:id="24"/>
@@ -677,7 +677,7 @@
         <w:pStyle w:val="FirstParagraph"/>
       </w:pPr>
       <w:r>
-        <w:t xml:space="preserve">Publication rates varied by subspecialty division: general OB/GYN (25.2%), female pelvic medicine and reconstructive surgery (23.8%), and minimally invasive gynecologic surgery (18.8%) demonstrated the highest rates. Published abstracts accrued a median of citations.</w:t>
+        <w:t xml:space="preserve">Publication rates varied by subspecialty division: general OB/GYN (90.4%), female pelvic medicine and reconstructive surgery (100%), and minimally invasive gynecologic surgery (88.5%) demonstrated the highest rates. Published abstracts accrued a median of 11 citations.</w:t>
       </w:r>
     </w:p>
     <w:bookmarkEnd w:id="25"/>
@@ -695,7 +695,7 @@
         <w:pStyle w:val="FirstParagraph"/>
       </w:pPr>
       <w:r>
-        <w:t xml:space="preserve">Among matched abstract-publication pairs, 76% had substantial title changes (Jaccard similarity &lt;0.7 between abstract and publication titles), consistent with the expectation that manuscripts undergo significant revision between conference presentation and peer-reviewed publication.</w:t>
+        <w:t xml:space="preserve">Among matched abstract-publication pairs, 65.2% had substantial title changes (Jaccard similarity &lt;0.7 between abstract and publication titles), consistent with the expectation that manuscripts undergo significant revision between conference presentation and peer-reviewed publication.</w:t>
       </w:r>
     </w:p>
     <w:bookmarkEnd w:id="26"/>

--- a/docs/abstract_results_section.docx
+++ b/docs/abstract_results_section.docx
@@ -10,7 +10,7 @@
         <w:t xml:space="preserve">Publication Rate, Time to Publication, and Predictors of Full Publication Among Oral Presentations at the AAGL Global Congress, 2012-2023: A Retrospective Cohort Study</w:t>
       </w:r>
     </w:p>
-    <w:bookmarkStart w:id="9" w:name="introduction"/>
+    <w:bookmarkStart w:id="20" w:name="introduction"/>
     <w:p>
       <w:pPr>
         <w:pStyle w:val="Heading2"/>
@@ -51,8 +51,8 @@
         <w:t xml:space="preserve">The objectives of this study were to: (1) determine the full-publication rate for oral presentations at the AAGL Global Congress over a 12-year period; (2) characterize the time from conference presentation to publication; (3) identify scientific, author, and institutional predictors of publication; (4) assess for publication bias by result direction; and (5) evaluate abstract-to-publication fidelity. This study was designed to address the Cochrane review’s methodological recommendations, including multi-database search, tiered match classification, survival analysis, and sensitivity analyses across multiple follow-up windows.</w:t>
       </w:r>
     </w:p>
-    <w:bookmarkEnd w:id="9"/>
-    <w:bookmarkStart w:id="20" w:name="materials-and-methods"/>
+    <w:bookmarkEnd w:id="20"/>
+    <w:bookmarkStart w:id="31" w:name="materials-and-methods"/>
     <w:p>
       <w:pPr>
         <w:pStyle w:val="Heading2"/>
@@ -61,7 +61,7 @@
         <w:t xml:space="preserve">Materials and Methods</w:t>
       </w:r>
     </w:p>
-    <w:bookmarkStart w:id="10" w:name="study-design-and-cohort"/>
+    <w:bookmarkStart w:id="21" w:name="study-design-and-cohort"/>
     <w:p>
       <w:pPr>
         <w:pStyle w:val="Heading3"/>
@@ -78,8 +78,8 @@
         <w:t xml:space="preserve">This was a retrospective cohort study of all oral presentations at the AAGL Global Congress on Minimally Invasive Gynecology from 2012 to 2023 (12 consecutive annual meetings: the 41st through 52nd Global Congress). The study protocol followed the STROBE guidelines for observational cohort studies and incorporated methodological recommendations from the Cochrane review on full publication of results initially presented as abstracts (Scherer et al., 2018).</w:t>
       </w:r>
     </w:p>
-    <w:bookmarkEnd w:id="10"/>
-    <w:bookmarkStart w:id="11" w:name="data-source-and-abstraction"/>
+    <w:bookmarkEnd w:id="21"/>
+    <w:bookmarkStart w:id="22" w:name="data-source-and-abstraction"/>
     <w:p>
       <w:pPr>
         <w:pStyle w:val="Heading3"/>
@@ -96,8 +96,8 @@
         <w:t xml:space="preserve">Conference abstracts were identified from the Journal of Minimally Invasive Gynecology (JMIG) annual supplement issues, which publish the proceedings of each AAGL Global Congress. Abstract metadata (title, authors, structured abstract text, DOI, and page range) were extracted programmatically from the ScienceDirect digital archive. Each abstract was assigned a unique identifier (e.g., AAGL2023_001) and classified by session type (oral or video presentation) based on the Table of Contents section headers. Video presentations (n=48, appearing only in 2022-2023) were excluded, limiting the cohort to oral presentations.</w:t>
       </w:r>
     </w:p>
-    <w:bookmarkEnd w:id="11"/>
-    <w:bookmarkStart w:id="12" w:name="variable-extraction"/>
+    <w:bookmarkEnd w:id="22"/>
+    <w:bookmarkStart w:id="23" w:name="variable-extraction"/>
     <w:p>
       <w:pPr>
         <w:pStyle w:val="Heading3"/>
@@ -210,8 +210,8 @@
         <w:t xml:space="preserve">package, 1930-2012 birth cohorts) with genderize.io as a fallback for international names. First-author practice type was classified as academic, community, military/VA, research institute, or private practice by cross-referencing affiliations against 2,754 ACGME-accredited teaching hospital names and applying regex-based institution classification. First-author US state was parsed from affiliations using a multi-strategy approach (spelled-out state names, two-letter codes, institution-to-state lookup, and city-to-state lookup), and mapped to ACOG districts I-XI. Subspecialty was classified from departmental affiliations (MIGS, REI, gynecologic oncology, FPMRS, MFM, or general OB/GYN).</w:t>
       </w:r>
     </w:p>
-    <w:bookmarkEnd w:id="12"/>
-    <w:bookmarkStart w:id="13" w:name="publication-search-strategy"/>
+    <w:bookmarkEnd w:id="23"/>
+    <w:bookmarkStart w:id="24" w:name="publication-search-strategy"/>
     <w:p>
       <w:pPr>
         <w:pStyle w:val="Heading3"/>
@@ -279,7 +279,7 @@
         <w:t xml:space="preserve"> </w:t>
       </w:r>
       <w:r>
-        <w:t xml:space="preserve">A novel strategy leveraging each abstract’s ScienceDirect DOI: for each of the 1067 abstract DOIs, OpenAlex was queried to identify papers that cited the conference abstract. Papers explicitly citing a conference abstract in their reference list represent high-confidence matches, particularly when title-based searches fail due to substantial title revision between presentation and publication.</w:t>
+        <w:t xml:space="preserve">A novel strategy leveraging each abstract’s ScienceDirect DOI: for each of the 1106 abstract DOIs, OpenAlex was queried to identify papers that cited the conference abstract. Papers explicitly citing a conference abstract in their reference list represent high-confidence matches, particularly when title-based searches fail due to substantial title revision between presentation and publication.</w:t>
       </w:r>
     </w:p>
     <w:p>
@@ -290,8 +290,8 @@
         <w:t xml:space="preserve">All candidate publications were deduplicated by PMID across search strategies, and detailed PubMed metadata (title, authors, journal, publication date, DOI, keywords, and publication type) were fetched for scoring.</w:t>
       </w:r>
     </w:p>
-    <w:bookmarkEnd w:id="13"/>
-    <w:bookmarkStart w:id="14" w:name="abstract-to-publication-matching"/>
+    <w:bookmarkEnd w:id="24"/>
+    <w:bookmarkStart w:id="25" w:name="abstract-to-publication-matching"/>
     <w:p>
       <w:pPr>
         <w:pStyle w:val="Heading3"/>
@@ -308,8 +308,8 @@
         <w:t xml:space="preserve">Each candidate publication was scored against its source abstract using a composite matching algorithm incorporating: (1) title similarity (Jaccard index on normalized word sets, weighted at three thresholds), (2) abstract text semantic similarity (TF-IDF cosine similarity), (3) first-author name match (exact or Jaro-Winkler fuzzy match), (4) last-author name match, (5) coauthor overlap (with team bonus), (6) journal relevance (Jaro-Winkler distance to known OB/GYN journals), (7) keyword overlap, and (8) publication date plausibility (with a penalty for pre-conference publication). A text-evidence gate required at least title or abstract similarity above threshold to prevent false matches based solely on author names.</w:t>
       </w:r>
     </w:p>
-    <w:bookmarkEnd w:id="14"/>
-    <w:bookmarkStart w:id="15" w:name="match-classification"/>
+    <w:bookmarkEnd w:id="25"/>
+    <w:bookmarkStart w:id="26" w:name="match-classification"/>
     <w:p>
       <w:pPr>
         <w:pStyle w:val="Heading3"/>
@@ -440,8 +440,8 @@
         <w:t xml:space="preserve">(score &lt; 3 or no candidates identified). Tied scores at the definite threshold were downgraded to probable, requiring human adjudication.</w:t>
       </w:r>
     </w:p>
-    <w:bookmarkEnd w:id="15"/>
-    <w:bookmarkStart w:id="16" w:name="validation"/>
+    <w:bookmarkEnd w:id="26"/>
+    <w:bookmarkStart w:id="27" w:name="validation"/>
     <w:p>
       <w:pPr>
         <w:pStyle w:val="Heading3"/>
@@ -458,8 +458,8 @@
         <w:t xml:space="preserve">Algorithm performance was assessed against a manually curated gold standard of 50 abstracts (25 sampled from definite matches and 25 from no-match classifications). For each sampled abstract, intensive PubMed searches using multiple query strategies with relaxed thresholds were performed to independently verify publication status. Sensitivity, specificity, positive predictive value, negative predictive value, and accuracy were computed.</w:t>
       </w:r>
     </w:p>
-    <w:bookmarkEnd w:id="16"/>
-    <w:bookmarkStart w:id="17" w:name="publication-outcome-variables"/>
+    <w:bookmarkEnd w:id="27"/>
+    <w:bookmarkStart w:id="28" w:name="publication-outcome-variables"/>
     <w:p>
       <w:pPr>
         <w:pStyle w:val="Heading3"/>
@@ -476,8 +476,8 @@
         <w:t xml:space="preserve">For matched publications, the following outcome variables were extracted: journal name, publication year, DOI, PMID, publication type (classified as journal article, review, RCT/trial, case report, editorial/letter, or observational study from PubMed PublicationType tags), citation count, and journal impact proxy (2-year mean citedness from OpenAlex). Time to publication was calculated as the interval in months from the conference date to the publication date.</w:t>
       </w:r>
     </w:p>
-    <w:bookmarkEnd w:id="17"/>
-    <w:bookmarkStart w:id="19" w:name="statistical-analysis"/>
+    <w:bookmarkEnd w:id="28"/>
+    <w:bookmarkStart w:id="30" w:name="statistical-analysis"/>
     <w:p>
       <w:pPr>
         <w:pStyle w:val="Heading3"/>
@@ -544,7 +544,7 @@
       <w:r>
         <w:t xml:space="preserve"> </w:t>
       </w:r>
-      <w:hyperlink r:id="rId18">
+      <w:hyperlink r:id="rId29">
         <w:r>
           <w:rPr>
             <w:rStyle w:val="Hyperlink"/>
@@ -556,9 +556,9 @@
         <w:t xml:space="preserve">.</w:t>
       </w:r>
     </w:p>
-    <w:bookmarkEnd w:id="19"/>
-    <w:bookmarkEnd w:id="20"/>
-    <w:bookmarkStart w:id="27" w:name="results"/>
+    <w:bookmarkEnd w:id="30"/>
+    <w:bookmarkEnd w:id="31"/>
+    <w:bookmarkStart w:id="38" w:name="results"/>
     <w:p>
       <w:pPr>
         <w:pStyle w:val="Heading2"/>
@@ -567,7 +567,7 @@
         <w:t xml:space="preserve">Results</w:t>
       </w:r>
     </w:p>
-    <w:bookmarkStart w:id="21" w:name="cohort-characteristics"/>
+    <w:bookmarkStart w:id="32" w:name="cohort-characteristics"/>
     <w:p>
       <w:pPr>
         <w:pStyle w:val="Heading3"/>
@@ -581,7 +581,7 @@
         <w:pStyle w:val="FirstParagraph"/>
       </w:pPr>
       <w:r>
-        <w:t xml:space="preserve">A total of 1067 oral presentations from 12 consecutive AAGL Global Congresses (2012-2023) were included. Video presentations (n=48) were excluded per protocol. The most common study designs were retrospective cohort (111, 10.4%), randomized controlled trial (64, 6%), and prospective cohort (52, 4.9%).</w:t>
+        <w:t xml:space="preserve">A total of 1106 oral presentations from 12 consecutive AAGL Global Congresses (2012-2023) were included. Video presentations (n=48) were excluded per protocol. The most common study designs were retrospective cohort (112, 10.1%), randomized controlled trial (71, 6.4%), and prospective cohort (52, 4.7%).</w:t>
       </w:r>
     </w:p>
     <w:p>
@@ -589,7 +589,7 @@
         <w:pStyle w:val="BodyText"/>
       </w:pPr>
       <w:r>
-        <w:t xml:space="preserve">Of the 1067 abstracts, 262 (24.6%) reported numeric results (p-values, odds ratios, or effect sizes), 22 (2.1%) utilized national administrative databases (NSQIP, NIS, SEER, NCDB, or equivalent), 41 (3.8%) disclosed industry involvement, 11 (1%) reported a trial registration number, and 10 (0.9%) included an IRB or ethics committee statement.</w:t>
+        <w:t xml:space="preserve">Of the 1106 abstracts, 276 (25%) reported numeric results (p-values, odds ratios, or effect sizes), 23 (2.1%) utilized national administrative databases (NSQIP, NIS, SEER, NCDB, or equivalent), 43 (3.9%) disclosed industry involvement, 11 (1%) reported a trial registration number, and 11 (1%) included an IRB or ethics committee statement.</w:t>
       </w:r>
     </w:p>
     <w:p>
@@ -597,11 +597,11 @@
         <w:pStyle w:val="BodyText"/>
       </w:pPr>
       <w:r>
-        <w:t xml:space="preserve">Among 1054 first authors with gender data (98.8% coverage), 557 (52.8%) were female and 497 (47.2%) were male. The majority of presentations originated from academic medical centers (158, 95.2%), with community hospitals (), research institutes (3), military/VA facilities (4), and private practices (1) comprising the remainder.</w:t>
-      </w:r>
-    </w:p>
-    <w:bookmarkEnd w:id="21"/>
-    <w:bookmarkStart w:id="22" w:name="publication-rate"/>
+        <w:t xml:space="preserve">Among 1065 first authors with gender data (96.3% coverage), 575 (54%) were female and 490 (46%) were male. The majority of presentations originated from academic medical centers (158, 95.2%), with community hospitals (), research institutes (3), military/VA facilities (4), and private practices (1) comprising the remainder.</w:t>
+      </w:r>
+    </w:p>
+    <w:bookmarkEnd w:id="32"/>
+    <w:bookmarkStart w:id="33" w:name="publication-rate"/>
     <w:p>
       <w:pPr>
         <w:pStyle w:val="Heading3"/>
@@ -615,7 +615,7 @@
         <w:pStyle w:val="FirstParagraph"/>
       </w:pPr>
       <w:r>
-        <w:t xml:space="preserve">Using a multi-database search strategy (PubMed, CrossRef, Europe PMC, OpenAlex, Semantic Scholar, and DOI-based reverse citation tracking), 131 abstracts (12.3%) were classified as definite matches and 81 (7.6%) as probable matches. In sensitivity analysis, the combined definite-plus-probable publication rate was 19.9%, consistent with the Cochrane pooled estimate of 37.3% (Scherer et al., 2018). An additional 0 abstracts (0%) were excluded as pre-conference publications. The matching algorithm demonstrated 100% sensitivity and 63.9% specificity against a manually verified gold standard of 50 abstracts.</w:t>
+        <w:t xml:space="preserve">Using a multi-database search strategy (PubMed, CrossRef, Europe PMC, OpenAlex, Semantic Scholar, and DOI-based reverse citation tracking), 131 abstracts (11.8%) were classified as definite matches and 81 (7.3%) as probable matches. In sensitivity analysis, the combined definite-plus-probable publication rate was 19.2%, consistent with the Cochrane pooled estimate of 37.3% (Scherer et al., 2018). An additional 39 abstracts (3.5%) were excluded as pre-conference publications. The matching algorithm demonstrated 100% sensitivity and 63.9% specificity against a manually verified gold standard of 50 abstracts.</w:t>
       </w:r>
     </w:p>
     <w:p>
@@ -623,11 +623,11 @@
         <w:pStyle w:val="BodyText"/>
       </w:pPr>
       <w:r>
-        <w:t xml:space="preserve">Publication rates varied by congress year, ranging from 5.9% (2017) to 31.8% (2022), with a trend toward higher rates in more recent years where follow-up may be incomplete.</w:t>
-      </w:r>
-    </w:p>
-    <w:bookmarkEnd w:id="22"/>
-    <w:bookmarkStart w:id="23" w:name="time-to-publication"/>
+        <w:t xml:space="preserve">Publication rates varied by congress year, ranging from 5.6% (2017) to 33.3% (2023), with a trend toward higher rates in more recent years where follow-up may be incomplete.</w:t>
+      </w:r>
+    </w:p>
+    <w:bookmarkEnd w:id="33"/>
+    <w:bookmarkStart w:id="34" w:name="time-to-publication"/>
     <w:p>
       <w:pPr>
         <w:pStyle w:val="Heading3"/>
@@ -641,11 +641,11 @@
         <w:pStyle w:val="FirstParagraph"/>
       </w:pPr>
       <w:r>
-        <w:t xml:space="preserve">Among definite matches, the median time from conference presentation to full publication was 13.6 months (IQR 4.6-22). Kaplan-Meier survival analysis with administrative censoring demonstrated a cumulative publication rate that continued to increase through 48 months of follow-up.</w:t>
-      </w:r>
-    </w:p>
-    <w:bookmarkEnd w:id="23"/>
-    <w:bookmarkStart w:id="24" w:name="predictors-of-publication"/>
+        <w:t xml:space="preserve">Among published abstracts with a resolvable publication date (n = 104 of 178), the median time from conference presentation to full publication was 13.8 months (IQR 6.3-25). Kaplan-Meier survival analysis with administrative censoring demonstrated a cumulative publication rate that continued to increase through 48 months of follow-up.</w:t>
+      </w:r>
+    </w:p>
+    <w:bookmarkEnd w:id="34"/>
+    <w:bookmarkStart w:id="35" w:name="predictors-of-publication"/>
     <w:p>
       <w:pPr>
         <w:pStyle w:val="Heading3"/>
@@ -659,11 +659,11 @@
         <w:pStyle w:val="FirstParagraph"/>
       </w:pPr>
       <w:r>
-        <w:t xml:space="preserve">In multivariable Cox proportional hazards analysis (proportional hazards assumption met, global p=0.093), US-based affiliation was the only significant predictor of publication velocity (HR 1.4, 95% CI 0.98-1.99, p=0.067). In logistic regression, US-based affiliation was similarly associated with higher odds of publication (OR 1.27, 95% CI 0.86-1.88, p=0.23). Neither study design (RCT vs non-RCT), sample size, academic affiliation, practice type, first-author gender, nor number of authors significantly predicted publication.</w:t>
-      </w:r>
-    </w:p>
-    <w:bookmarkEnd w:id="24"/>
-    <w:bookmarkStart w:id="25" w:name="subspecialty-variation"/>
+        <w:t xml:space="preserve">In multivariable Cox proportional hazards analysis (proportional hazards assumption met, global p=0.32), US-based affiliation was the only significant predictor of publication velocity (HR 1.71, 95% CI 1.09-2.69, p=0.019). In logistic regression, US-based affiliation was similarly associated with higher odds of publication (OR 1.31, 95% CI 0.89-1.94, p=0.169). Neither study design (RCT vs non-RCT), sample size, academic affiliation, practice type, first-author gender, nor number of authors significantly predicted publication.</w:t>
+      </w:r>
+    </w:p>
+    <w:bookmarkEnd w:id="35"/>
+    <w:bookmarkStart w:id="36" w:name="subspecialty-variation"/>
     <w:p>
       <w:pPr>
         <w:pStyle w:val="Heading3"/>
@@ -680,8 +680,8 @@
         <w:t xml:space="preserve">Publication rates varied by subspecialty division: general OB/GYN (90.4%), female pelvic medicine and reconstructive surgery (100%), and minimally invasive gynecologic surgery (88.5%) demonstrated the highest rates. Published abstracts accrued a median of 11 citations.</w:t>
       </w:r>
     </w:p>
-    <w:bookmarkEnd w:id="25"/>
-    <w:bookmarkStart w:id="26" w:name="abstract-to-publication-fidelity"/>
+    <w:bookmarkEnd w:id="36"/>
+    <w:bookmarkStart w:id="37" w:name="abstract-to-publication-fidelity"/>
     <w:p>
       <w:pPr>
         <w:pStyle w:val="Heading3"/>
@@ -698,8 +698,8 @@
         <w:t xml:space="preserve">Among matched abstract-publication pairs, 65.2% had substantial title changes (Jaccard similarity &lt;0.7 between abstract and publication titles), consistent with the expectation that manuscripts undergo significant revision between conference presentation and peer-reviewed publication.</w:t>
       </w:r>
     </w:p>
-    <w:bookmarkEnd w:id="26"/>
-    <w:bookmarkEnd w:id="27"/>
+    <w:bookmarkEnd w:id="37"/>
+    <w:bookmarkEnd w:id="38"/>
     <w:sectPr>
       <w:footnotePr>
         <w:numRestart w:val="eachSect"/>
@@ -821,10 +821,10 @@
   <w:docDefaults>
     <w:rPrDefault>
       <w:rPr>
-        <w:rFonts w:asciiTheme="minorHAnsi" w:cstheme="minorBidi" w:eastAsiaTheme="minorEastAsia" w:hAnsiTheme="minorHAnsi"/>
+        <w:rFonts w:asciiTheme="minorHAnsi" w:cstheme="minorBidi" w:eastAsiaTheme="minorHAnsi" w:hAnsiTheme="minorHAnsi"/>
         <w:sz w:val="24"/>
         <w:szCs w:val="24"/>
-        <w:lang w:bidi="ar-SA" w:eastAsia="zh-CN" w:val="en-US"/>
+        <w:lang w:bidi="ar-SA" w:eastAsia="en-US" w:val="en-US"/>
       </w:rPr>
     </w:rPrDefault>
     <w:pPrDefault>
@@ -1365,6 +1365,13 @@
       </w:tblCellMar>
     </w:tblPr>
     <w:tblStylePr w:type="firstRow">
+      <w:tblPr>
+        <w:jc w:val="left"/>
+        <w:tblInd w:type="dxa" w:w="0"/>
+      </w:tblPr>
+      <w:trPr>
+        <w:jc w:val="left"/>
+      </w:trPr>
       <w:tcPr>
         <w:tcBorders>
           <w:bottom w:val="single"/>

--- a/docs/abstract_results_section.docx
+++ b/docs/abstract_results_section.docx
@@ -207,7 +207,7 @@
         <w:t xml:space="preserve"> </w:t>
       </w:r>
       <w:r>
-        <w:t xml:space="preserve">package, 1930-2012 birth cohorts) with genderize.io as a fallback for international names. First-author practice type was classified as academic, community, military/VA, research institute, or private practice by cross-referencing affiliations against 2,754 ACGME-accredited teaching hospital names and applying regex-based institution classification. First-author US state was parsed from affiliations using a multi-strategy approach (spelled-out state names, two-letter codes, institution-to-state lookup, and city-to-state lookup), and mapped to ACOG districts I-XI. Subspecialty was classified from departmental affiliations (MIGS, REI, gynecologic oncology, FPMRS, MFM, or general OB/GYN).</w:t>
+        <w:t xml:space="preserve">package, 1930-2012 birth cohorts) with genderize.io as a fallback for international names. First-author practice type was classified as academic, military/VA, research institute, or private practice by cross-referencing affiliations against 2,754 ACGME-accredited teaching hospital names and applying regex-based institution classification. First-author US state was parsed from affiliations using a multi-strategy approach (spelled-out state names, two-letter codes, institution-to-state lookup, and city-to-state lookup), and mapped to ACOG districts I-XI. Subspecialty was classified from departmental affiliations (MIGS, REI, gynecologic oncology, FPMRS, MFM, or general OB/GYN).</w:t>
       </w:r>
     </w:p>
     <w:bookmarkEnd w:id="23"/>
@@ -581,7 +581,7 @@
         <w:pStyle w:val="FirstParagraph"/>
       </w:pPr>
       <w:r>
-        <w:t xml:space="preserve">A total of 1106 oral presentations from 12 consecutive AAGL Global Congresses (2012-2023) were included. Video presentations (n=48) were excluded per protocol. The most common study designs were retrospective cohort (112, 10.1%), randomized controlled trial (71, 6.4%), and prospective cohort (52, 4.7%).</w:t>
+        <w:t xml:space="preserve">A total of 1106 oral presentations from 12 consecutive AAGL Global Congresses (2012-2023) were included. Video presentations (n=48) were excluded per protocol. The most common study designs were retrospective cohort (222, 20.1%), randomized controlled trial (98, 8.9%), and prospective cohort (95, 8.6%).</w:t>
       </w:r>
     </w:p>
     <w:p>
@@ -589,7 +589,7 @@
         <w:pStyle w:val="BodyText"/>
       </w:pPr>
       <w:r>
-        <w:t xml:space="preserve">Of the 1106 abstracts, 276 (25%) reported numeric results (p-values, odds ratios, or effect sizes), 23 (2.1%) utilized national administrative databases (NSQIP, NIS, SEER, NCDB, or equivalent), 43 (3.9%) disclosed industry involvement, 11 (1%) reported a trial registration number, and 11 (1%) included an IRB or ethics committee statement.</w:t>
+        <w:t xml:space="preserve">Of the 1106 abstracts, 622 (56.2%) reported numeric results (p-values, odds ratios, or effect sizes), 32 (2.9%) utilized national administrative databases (NSQIP, NIS, SEER, NCDB, or equivalent), 72 (6.5%) disclosed industry involvement, 12 (1.1%) reported a trial registration number, and 26 (2.4%) included an IRB or ethics committee statement.</w:t>
       </w:r>
     </w:p>
     <w:p>
@@ -597,7 +597,7 @@
         <w:pStyle w:val="BodyText"/>
       </w:pPr>
       <w:r>
-        <w:t xml:space="preserve">Among 1065 first authors with gender data (96.3% coverage), 575 (54%) were female and 490 (46%) were male. The majority of presentations originated from academic medical centers (158, 95.2%), with community hospitals (), research institutes (3), military/VA facilities (4), and private practices (1) comprising the remainder.</w:t>
+        <w:t xml:space="preserve">Among 1065 first authors with gender data (96.3% coverage), 575 (54%) were female and 490 (46%) were male. The majority of presentations originated from academic medical centers (158, 95.2%), with research institutes (3), military/VA facilities (4), and private practices (1) comprising the remainder. Practice type is parsed from the matched publication’s affiliation, so it is available almost only for abstracts that were matched; these counts describe the matched subset, not the cohort.</w:t>
       </w:r>
     </w:p>
     <w:bookmarkEnd w:id="32"/>
@@ -641,7 +641,7 @@
         <w:pStyle w:val="FirstParagraph"/>
       </w:pPr>
       <w:r>
-        <w:t xml:space="preserve">Among published abstracts with a resolvable publication date (n = 104 of 178), the median time from conference presentation to full publication was 13.8 months (IQR 6.3-25). Kaplan-Meier survival analysis with administrative censoring demonstrated a cumulative publication rate that continued to increase through 48 months of follow-up.</w:t>
+        <w:t xml:space="preserve">Among published abstracts with a resolvable publication date (n = 171 of 178), the median time from conference presentation to full publication was 13.7 months (IQR 5.7-22.6). Kaplan-Meier survival analysis with administrative censoring demonstrated a cumulative publication rate that continued to increase through 48 months of follow-up.</w:t>
       </w:r>
     </w:p>
     <w:bookmarkEnd w:id="34"/>
@@ -659,7 +659,7 @@
         <w:pStyle w:val="FirstParagraph"/>
       </w:pPr>
       <w:r>
-        <w:t xml:space="preserve">In multivariable Cox proportional hazards analysis (proportional hazards assumption met, global p=0.32), US-based affiliation was the only significant predictor of publication velocity (HR 1.71, 95% CI 1.09-2.69, p=0.019). In logistic regression, US-based affiliation was similarly associated with higher odds of publication (OR 1.31, 95% CI 0.89-1.94, p=0.169). Neither study design (RCT vs non-RCT), sample size, academic affiliation, practice type, first-author gender, nor number of authors significantly predicted publication.</w:t>
+        <w:t xml:space="preserve">In multivariable Cox proportional hazards analysis (proportional hazards assumption met, global p=0.052), US-based affiliation was the only significant predictor of publication velocity (HR 1.42, 95% CI 0.89-2.27, p=0.145). In logistic regression, US-based affiliation was similarly associated with higher odds of publication (OR 1.62, 95% CI 0.96-2.81, p=0.075). Neither study design (RCT vs non-RCT), sample size, academic affiliation, practice type, first-author gender, nor number of authors significantly predicted publication.</w:t>
       </w:r>
     </w:p>
     <w:bookmarkEnd w:id="35"/>

--- a/docs/abstract_results_section.docx
+++ b/docs/abstract_results_section.docx
@@ -597,7 +597,7 @@
         <w:pStyle w:val="BodyText"/>
       </w:pPr>
       <w:r>
-        <w:t xml:space="preserve">Among 1065 first authors with gender data (96.3% coverage), 575 (54%) were female and 490 (46%) were male. The majority of presentations originated from academic medical centers (158, 95.2%), with research institutes (3), military/VA facilities (4), and private practices (1) comprising the remainder. Practice type is parsed from the matched publication’s affiliation, so it is available almost only for abstracts that were matched; these counts describe the matched subset, not the cohort.</w:t>
+        <w:t xml:space="preserve">Among 1066 first authors with gender data (96.4% coverage), 576 (54%) were female and 490 (46%) were male. The majority of presentations originated from academic medical centers (158, 95.2%), with research institutes (3), military/VA facilities (4), and private practices (1) comprising the remainder. Practice type is parsed from the matched publication’s affiliation, so it is available almost only for abstracts that were matched; these counts describe the matched subset, not the cohort.</w:t>
       </w:r>
     </w:p>
     <w:bookmarkEnd w:id="32"/>
@@ -659,7 +659,7 @@
         <w:pStyle w:val="FirstParagraph"/>
       </w:pPr>
       <w:r>
-        <w:t xml:space="preserve">In multivariable Cox proportional hazards analysis (proportional hazards assumption met, global p=0.052), US-based affiliation was the only significant predictor of publication velocity (HR 1.42, 95% CI 0.89-2.27, p=0.145). In logistic regression, US-based affiliation was similarly associated with higher odds of publication (OR 1.62, 95% CI 0.96-2.81, p=0.075). Neither study design (RCT vs non-RCT), sample size, academic affiliation, practice type, first-author gender, nor number of authors significantly predicted publication.</w:t>
+        <w:t xml:space="preserve">In multivariable Cox regression, the global Schoenfeld test was significant (p=0.043), attributable to author count; every other covariate satisfied proportional hazards. The author count effect was therefore refitted with a log-time interaction, under which the hazard ratio rose from 1.01 (95% CI 0.84-1.21) at 3 months to 1.51 (95% CI 1.25-1.84) at 24 months, so the single hazard ratio reported for it in the main model is an average over follow-up rather than a constant. Significant predictors of publication velocity were randomized design (HR 2.23, 95% CI 1.48-3.34, p&lt;0.001); academic affiliation (HR 0.62, 95% CI 0.44-0.87, p=0.006); author count (HR 1.26, 95% CI 1.09-1.45, p=0.001). The remaining covariates – US-based affiliation, inferred male first author, multicenter conduct – were not significant. In logistic regression, US-based affiliation was not significantly associated with the odds of publication (OR 1.6, 95% CI 0.95-2.77, p=0.083).</w:t>
       </w:r>
     </w:p>
     <w:bookmarkEnd w:id="35"/>

--- a/docs/abstract_results_section.docx
+++ b/docs/abstract_results_section.docx
@@ -597,7 +597,7 @@
         <w:pStyle w:val="BodyText"/>
       </w:pPr>
       <w:r>
-        <w:t xml:space="preserve">Among 1066 first authors with gender data (96.4% coverage), 576 (54%) were female and 490 (46%) were male. The majority of presentations originated from academic medical centers (158, 95.2%), with research institutes (3), military/VA facilities (4), and private practices (1) comprising the remainder. Practice type is parsed from the matched publication’s affiliation, so it is available almost only for abstracts that were matched; these counts describe the matched subset, not the cohort.</w:t>
+        <w:t xml:space="preserve">Among 1082 first authors with gender data (97.8% coverage), 570 (52.7%) were female and 512 (47.3%) were male. The majority of presentations originated from academic medical centers (155, 93.4%), with research institutes (3), military/VA facilities (4), and private practices (1) comprising the remainder. Practice type is parsed from the matched publication’s affiliation, so it is available almost only for abstracts that were matched; these counts describe the matched subset, not the cohort.</w:t>
       </w:r>
     </w:p>
     <w:bookmarkEnd w:id="32"/>
@@ -659,7 +659,7 @@
         <w:pStyle w:val="FirstParagraph"/>
       </w:pPr>
       <w:r>
-        <w:t xml:space="preserve">In multivariable Cox regression, the global Schoenfeld test was significant (p=0.043), attributable to author count; every other covariate satisfied proportional hazards. The author count effect was therefore refitted with a log-time interaction, under which the hazard ratio rose from 1.01 (95% CI 0.84-1.21) at 3 months to 1.51 (95% CI 1.25-1.84) at 24 months, so the single hazard ratio reported for it in the main model is an average over follow-up rather than a constant. Significant predictors of publication velocity were randomized design (HR 2.23, 95% CI 1.48-3.34, p&lt;0.001); academic affiliation (HR 0.62, 95% CI 0.44-0.87, p=0.006); author count (HR 1.26, 95% CI 1.09-1.45, p=0.001). The remaining covariates – US-based affiliation, inferred male first author, multicenter conduct – were not significant. In logistic regression, US-based affiliation was not significantly associated with the odds of publication (OR 1.6, 95% CI 0.95-2.77, p=0.083).</w:t>
+        <w:t xml:space="preserve">In multivariable Cox regression, the global Schoenfeld test was significant (p=0.041), attributable to author count; every other covariate satisfied proportional hazards. The author count effect was therefore refitted with a log-time interaction, under which the hazard ratio rose from 1.01 (95% CI 0.84-1.22) at 3 months to 1.53 (95% CI 1.26-1.86) at 24 months, so the single hazard ratio reported for it in the main model is an average over follow-up rather than a constant. Significant predictors of publication velocity were randomized design (HR 2.15, 95% CI 1.43-3.21, p&lt;0.001); academic affiliation (HR 0.64, 95% CI 0.45-0.90, p=0.009); author count (HR 1.27, 95% CI 1.10-1.46, p=0.001). The remaining covariates – US-based affiliation, inferred male first author, multicenter conduct – were not significant. In logistic regression, US-based affiliation was not significantly associated with the odds of publication (OR 1.57, 95% CI 0.93-2.71, p=0.097).</w:t>
       </w:r>
     </w:p>
     <w:bookmarkEnd w:id="35"/>

--- a/docs/abstract_results_section.docx
+++ b/docs/abstract_results_section.docx
@@ -473,7 +473,32 @@
         <w:pStyle w:val="FirstParagraph"/>
       </w:pPr>
       <w:r>
-        <w:t xml:space="preserve">For matched publications, the following outcome variables were extracted: journal name, publication year, DOI, PMID, publication type (classified as journal article, review, RCT/trial, case report, editorial/letter, or observational study from PubMed PublicationType tags), citation count, and journal impact proxy (2-year mean citedness from OpenAlex). Time to publication was calculated as the interval in months from the conference date to the publication date.</w:t>
+        <w:t xml:space="preserve">For matched publications, the following outcome variables were extracted: journal name, publication year, DOI, PMID, publication type (classified as journal article, review, RCT/trial, case report, editorial/letter, or observational study from PubMed PublicationType tags), citation count, and journal impact proxy (2-year mean citedness from OpenAlex). Time to publication was calculated as the interval in months from the conference date to the publication date, defined throughout as the</w:t>
+      </w:r>
+      <w:r>
+        <w:t xml:space="preserve"> </w:t>
+      </w:r>
+      <w:r>
+        <w:rPr>
+          <w:b/>
+          <w:bCs/>
+        </w:rPr>
+        <w:t xml:space="preserve">print issue date</w:t>
+      </w:r>
+      <w:r>
+        <w:t xml:space="preserve"> </w:t>
+      </w:r>
+      <w:r>
+        <w:t xml:space="preserve">recorded in PubMed (</w:t>
+      </w:r>
+      <w:r>
+        <w:rPr>
+          <w:rStyle w:val="VerbatimChar"/>
+        </w:rPr>
+        <w:t xml:space="preserve">JournalIssue/PubDate</w:t>
+      </w:r>
+      <w:r>
+        <w:t xml:space="preserve">). Articles released online ahead of print were dated to their print issue rather than to their electronic release, and issue dates given only to the month were resolved to the first of that month. The same date determines whether a publication preceded its congress and is therefore ineligible to count as a conference-to-publication conversion.</w:t>
       </w:r>
     </w:p>
     <w:bookmarkEnd w:id="28"/>

--- a/docs/abstract_results_section.docx
+++ b/docs/abstract_results_section.docx
@@ -648,7 +648,7 @@
         <w:pStyle w:val="BodyText"/>
       </w:pPr>
       <w:r>
-        <w:t xml:space="preserve">Publication rates varied by congress year, ranging from 5.6% (2017) to 33.3% (2023), with a trend toward higher rates in more recent years where follow-up may be incomplete.</w:t>
+        <w:t xml:space="preserve">Publication rates varied by congress year, ranging from 5.6% (2017) to 31.1% (2022), with a trend toward higher rates in more recent years where follow-up may be incomplete.</w:t>
       </w:r>
     </w:p>
     <w:bookmarkEnd w:id="33"/>
@@ -666,7 +666,7 @@
         <w:pStyle w:val="FirstParagraph"/>
       </w:pPr>
       <w:r>
-        <w:t xml:space="preserve">Among published abstracts with a resolvable publication date (n = 171 of 178), the median time from conference presentation to full publication was 13.7 months (IQR 5.7-22.6). Kaplan-Meier survival analysis with administrative censoring demonstrated a cumulative publication rate that continued to increase through 48 months of follow-up.</w:t>
+        <w:t xml:space="preserve">Among published abstracts with a resolvable publication date (n = 171 of 171), the median time from conference presentation to full publication was 13.7 months (IQR 5.7-22.6). Kaplan-Meier survival analysis with administrative censoring demonstrated a cumulative publication rate that continued to increase through 48 months of follow-up.</w:t>
       </w:r>
     </w:p>
     <w:bookmarkEnd w:id="34"/>
@@ -684,7 +684,7 @@
         <w:pStyle w:val="FirstParagraph"/>
       </w:pPr>
       <w:r>
-        <w:t xml:space="preserve">In multivariable Cox regression, the global Schoenfeld test was significant (p=0.041), attributable to author count; every other covariate satisfied proportional hazards. The author count effect was therefore refitted with a log-time interaction, under which the hazard ratio rose from 1.01 (95% CI 0.84-1.22) at 3 months to 1.53 (95% CI 1.26-1.86) at 24 months, so the single hazard ratio reported for it in the main model is an average over follow-up rather than a constant. Significant predictors of publication velocity were randomized design (HR 2.15, 95% CI 1.43-3.21, p&lt;0.001); academic affiliation (HR 0.64, 95% CI 0.45-0.90, p=0.009); author count (HR 1.27, 95% CI 1.10-1.46, p=0.001). The remaining covariates – US-based affiliation, inferred male first author, multicenter conduct – were not significant. In logistic regression, US-based affiliation was not significantly associated with the odds of publication (OR 1.57, 95% CI 0.93-2.71, p=0.097).</w:t>
+        <w:t xml:space="preserve">In multivariable Cox regression, the global Schoenfeld test was significant (p=0.041), attributable to author count; every other covariate satisfied proportional hazards. The author count effect was therefore refitted with a log-time interaction, under which the hazard ratio rose from 1.00 (95% CI 0.83-1.21) at 3 months to 1.52 (95% CI 1.25-1.84) at 24 months, so the single hazard ratio reported for it in the main model is an average over follow-up rather than a constant. Significant predictors of publication velocity were randomized design (HR 2.15, 95% CI 1.44-3.23, p&lt;0.001); academic affiliation (HR 0.64, 95% CI 0.46-0.90, p=0.011); author count (HR 1.26, 95% CI 1.09-1.45, p=0.001). The remaining covariates – US-based affiliation, inferred male first author, multicenter conduct – were not significant. In logistic regression, US-based affiliation was not significantly associated with the odds of publication (OR 1.55, 95% CI 0.92-2.71, p=0.109).</w:t>
       </w:r>
     </w:p>
     <w:bookmarkEnd w:id="35"/>
@@ -702,7 +702,7 @@
         <w:pStyle w:val="FirstParagraph"/>
       </w:pPr>
       <w:r>
-        <w:t xml:space="preserve">Publication rates varied by subspecialty division: general OB/GYN (90.4%), female pelvic medicine and reconstructive surgery (100%), and minimally invasive gynecologic surgery (88.5%) demonstrated the highest rates. Published abstracts accrued a median of 11 citations.</w:t>
+        <w:t xml:space="preserve">Publication rates varied by subspecialty division: general OB/GYN (89.4%), female pelvic medicine and reconstructive surgery (100%), and minimally invasive gynecologic surgery (88.5%) demonstrated the highest rates. Published abstracts accrued a median of 11 citations.</w:t>
       </w:r>
     </w:p>
     <w:bookmarkEnd w:id="36"/>

--- a/docs/abstract_results_section.docx
+++ b/docs/abstract_results_section.docx
@@ -666,7 +666,7 @@
         <w:pStyle w:val="FirstParagraph"/>
       </w:pPr>
       <w:r>
-        <w:t xml:space="preserve">Among published abstracts with a resolvable publication date (n = 171 of 171), the median time from conference presentation to full publication was 13.7 months (IQR 5.7-22.6). Kaplan-Meier survival analysis with administrative censoring demonstrated a cumulative publication rate that continued to increase through 48 months of follow-up.</w:t>
+        <w:t xml:space="preserve">Among published abstracts with a resolvable publication date (n = 170 of 170), the median time from conference presentation to full publication was 13.6 months (IQR 5.7-22.4). Kaplan-Meier survival analysis with administrative censoring demonstrated a cumulative publication rate that continued to increase through 48 months of follow-up.</w:t>
       </w:r>
     </w:p>
     <w:bookmarkEnd w:id="34"/>
@@ -684,7 +684,7 @@
         <w:pStyle w:val="FirstParagraph"/>
       </w:pPr>
       <w:r>
-        <w:t xml:space="preserve">In multivariable Cox regression, the global Schoenfeld test was significant (p=0.041), attributable to author count; every other covariate satisfied proportional hazards. The author count effect was therefore refitted with a log-time interaction, under which the hazard ratio rose from 1.00 (95% CI 0.83-1.21) at 3 months to 1.52 (95% CI 1.25-1.84) at 24 months, so the single hazard ratio reported for it in the main model is an average over follow-up rather than a constant. Significant predictors of publication velocity were randomized design (HR 2.15, 95% CI 1.44-3.23, p&lt;0.001); academic affiliation (HR 0.64, 95% CI 0.46-0.90, p=0.011); author count (HR 1.26, 95% CI 1.09-1.45, p=0.001). The remaining covariates – US-based affiliation, inferred male first author, multicenter conduct – were not significant. In logistic regression, US-based affiliation was not significantly associated with the odds of publication (OR 1.55, 95% CI 0.92-2.71, p=0.109).</w:t>
+        <w:t xml:space="preserve">In multivariable Cox regression, the global Schoenfeld test was significant (p=0.043), attributable to author count; every other covariate satisfied proportional hazards. The author count effect was therefore refitted with a log-time interaction, under which the hazard ratio rose from 1.00 (95% CI 0.83-1.21) at 3 months to 1.51 (95% CI 1.24-1.83) at 24 months, so the single hazard ratio reported for it in the main model is an average over follow-up rather than a constant. Significant predictors of publication velocity were randomized design (HR 2.17, 95% CI 1.45-3.25, p&lt;0.001); academic affiliation (HR 0.65, 95% CI 0.46-0.91, p=0.013); author count (HR 1.25, 95% CI 1.09-1.44, p=0.002). The remaining covariates – US-based affiliation, inferred male first author, multicenter conduct – were not significant. In logistic regression, US-based affiliation was not significantly associated with the odds of publication (OR 1.54, 95% CI 0.91-2.7, p=0.115).</w:t>
       </w:r>
     </w:p>
     <w:bookmarkEnd w:id="35"/>
@@ -702,7 +702,7 @@
         <w:pStyle w:val="FirstParagraph"/>
       </w:pPr>
       <w:r>
-        <w:t xml:space="preserve">Publication rates varied by subspecialty division: general OB/GYN (89.4%), female pelvic medicine and reconstructive surgery (100%), and minimally invasive gynecologic surgery (88.5%) demonstrated the highest rates. Published abstracts accrued a median of 11 citations.</w:t>
+        <w:t xml:space="preserve">Publication rates varied by subspecialty division: general OB/GYN (88.5%), female pelvic medicine and reconstructive surgery (100%), and minimally invasive gynecologic surgery (88.5%) demonstrated the highest rates. Published abstracts accrued a median of 11 citations.</w:t>
       </w:r>
     </w:p>
     <w:bookmarkEnd w:id="36"/>

--- a/docs/abstract_results_section.docx
+++ b/docs/abstract_results_section.docx
@@ -223,6 +223,160 @@
     <w:p>
       <w:pPr>
         <w:pStyle w:val="FirstParagraph"/>
+      </w:pPr>
+      <w:r>
+        <w:rPr>
+          <w:b/>
+          <w:bCs/>
+        </w:rPr>
+        <w:t xml:space="preserve">Relation to prior designs.</w:t>
+      </w:r>
+      <w:r>
+        <w:t xml:space="preserve"> </w:t>
+      </w:r>
+      <w:r>
+        <w:t xml:space="preserve">The closest published approach is the IntoValue</w:t>
+      </w:r>
+      <w:r>
+        <w:t xml:space="preserve"> </w:t>
+      </w:r>
+      <w:r>
+        <w:t xml:space="preserve">programme, which followed registered clinical trials to their results</w:t>
+      </w:r>
+      <w:r>
+        <w:t xml:space="preserve"> </w:t>
+      </w:r>
+      <w:r>
+        <w:t xml:space="preserve">publications and identified publications for 68.4% of trials (Wieschowski and</w:t>
+      </w:r>
+      <w:r>
+        <w:t xml:space="preserve"> </w:t>
+      </w:r>
+      <w:r>
+        <w:t xml:space="preserve">colleagues; data and analysis code at github.com/maia-sh/intovalue-data and</w:t>
+      </w:r>
+      <w:r>
+        <w:t xml:space="preserve"> </w:t>
+      </w:r>
+      <w:r>
+        <w:t xml:space="preserve">github.com/quest-bih/IntoValue2). That design can anchor its matching on a</w:t>
+      </w:r>
+      <w:r>
+        <w:t xml:space="preserve"> </w:t>
+      </w:r>
+      <w:r>
+        <w:t xml:space="preserve">persistent identifier: a registered trial carries a trial registration number,</w:t>
+      </w:r>
+      <w:r>
+        <w:t xml:space="preserve"> </w:t>
+      </w:r>
+      <w:r>
+        <w:t xml:space="preserve">and IntoValue was able to report how often that number appears in the</w:t>
+      </w:r>
+      <w:r>
+        <w:t xml:space="preserve"> </w:t>
+      </w:r>
+      <w:r>
+        <w:t xml:space="preserve">publication itself (38% in abstracts, 60% in full text), turning the link</w:t>
+      </w:r>
+      <w:r>
+        <w:t xml:space="preserve"> </w:t>
+      </w:r>
+      <w:r>
+        <w:t xml:space="preserve">between record and paper into a checkable fact.</w:t>
+      </w:r>
+    </w:p>
+    <w:p>
+      <w:pPr>
+        <w:pStyle w:val="BodyText"/>
+      </w:pPr>
+      <w:r>
+        <w:t xml:space="preserve">No such identifier exists here. A congress abstract published in a journal</w:t>
+      </w:r>
+      <w:r>
+        <w:t xml:space="preserve"> </w:t>
+      </w:r>
+      <w:r>
+        <w:t xml:space="preserve">supplement carries a DOI for the supplement item, but that identifier does not</w:t>
+      </w:r>
+      <w:r>
+        <w:t xml:space="preserve"> </w:t>
+      </w:r>
+      <w:r>
+        <w:t xml:space="preserve">propagate into the subsequent full publication, and the AAGL programme assigns</w:t>
+      </w:r>
+      <w:r>
+        <w:t xml:space="preserve"> </w:t>
+      </w:r>
+      <w:r>
+        <w:t xml:space="preserve">no persistent study identifier that both documents share. Abstract and article</w:t>
+      </w:r>
+      <w:r>
+        <w:t xml:space="preserve"> </w:t>
+      </w:r>
+      <w:r>
+        <w:t xml:space="preserve">are therefore linked only by their content: title, authors, institution,</w:t>
+      </w:r>
+      <w:r>
+        <w:t xml:space="preserve"> </w:t>
+      </w:r>
+      <w:r>
+        <w:t xml:space="preserve">journal and date. That is why this study uses a weighted multi-component</w:t>
+      </w:r>
+      <w:r>
+        <w:t xml:space="preserve"> </w:t>
+      </w:r>
+      <w:r>
+        <w:t xml:space="preserve">similarity score with a Cochrane-aligned classification and human adjudication</w:t>
+      </w:r>
+      <w:r>
+        <w:t xml:space="preserve"> </w:t>
+      </w:r>
+      <w:r>
+        <w:t xml:space="preserve">of the ambiguous band, rather than an identifier join. It is a heavier</w:t>
+      </w:r>
+      <w:r>
+        <w:t xml:space="preserve"> </w:t>
+      </w:r>
+      <w:r>
+        <w:t xml:space="preserve">procedure than IntoValue’s, and it is heavier because the identifier that would</w:t>
+      </w:r>
+      <w:r>
+        <w:t xml:space="preserve"> </w:t>
+      </w:r>
+      <w:r>
+        <w:t xml:space="preserve">make it lighter does not exist for conference abstracts.</w:t>
+      </w:r>
+    </w:p>
+    <w:p>
+      <w:pPr>
+        <w:pStyle w:val="BodyText"/>
+      </w:pPr>
+      <w:r>
+        <w:t xml:space="preserve">The consequence is that matching is a measurement with error rather than a</w:t>
+      </w:r>
+      <w:r>
+        <w:t xml:space="preserve"> </w:t>
+      </w:r>
+      <w:r>
+        <w:t xml:space="preserve">lookup, and it is reported as such: classification tiers, adjudication</w:t>
+      </w:r>
+      <w:r>
+        <w:t xml:space="preserve"> </w:t>
+      </w:r>
+      <w:r>
+        <w:t xml:space="preserve">decisions and the sensitivity of the headline rate to the matching threshold</w:t>
+      </w:r>
+      <w:r>
+        <w:t xml:space="preserve"> </w:t>
+      </w:r>
+      <w:r>
+        <w:t xml:space="preserve">are all reported below and in the supplementary materials.</w:t>
+      </w:r>
+    </w:p>
+    <w:p>
+      <w:pPr>
+        <w:pStyle w:val="BodyText"/>
       </w:pPr>
       <w:r>
         <w:t xml:space="preserve">A tiered, multi-database search was conducted to identify full peer-reviewed publications corresponding to each conference abstract. The search window extended from the date of each respective congress through April 2026, providing 13.4 years of follow-up for the earliest cohort (2012) and 2.4 years for the most recent (2023).</w:t>

--- a/docs/abstract_results_section.docx
+++ b/docs/abstract_results_section.docx
@@ -838,7 +838,7 @@
         <w:pStyle w:val="FirstParagraph"/>
       </w:pPr>
       <w:r>
-        <w:t xml:space="preserve">In multivariable Cox regression, the global Schoenfeld test was significant (p=0.043), attributable to author count; every other covariate satisfied proportional hazards. The author count effect was therefore refitted with a log-time interaction, under which the hazard ratio rose from 1.00 (95% CI 0.83-1.21) at 3 months to 1.51 (95% CI 1.24-1.83) at 24 months, so the single hazard ratio reported for it in the main model is an average over follow-up rather than a constant. Significant predictors of publication velocity were randomized design (HR 2.17, 95% CI 1.45-3.25, p&lt;0.001); academic affiliation (HR 0.65, 95% CI 0.46-0.91, p=0.013); author count (HR 1.25, 95% CI 1.09-1.44, p=0.002). The remaining covariates – US-based affiliation, inferred male first author, multicenter conduct – were not significant. In logistic regression, US-based affiliation was not significantly associated with the odds of publication (OR 1.54, 95% CI 0.91-2.7, p=0.115).</w:t>
+        <w:t xml:space="preserve">In multivariable Cox regression, the global Schoenfeld test was significant (p=0.010), attributable to is_us_based and author count; every other covariate satisfied proportional hazards. The author count effect was therefore refitted with a log-time interaction, under which the hazard ratio rose from 0.98 (95% CI 0.82-1.18) at 3 months to 1.46 (95% CI 1.20-1.77) at 24 months, so the single hazard ratio reported for it in the main model is an average over follow-up rather than a constant. Significant predictors of publication velocity were randomized design (HR 2.00, 95% CI 1.34-2.98, p=0.001); author count (HR 1.22, 95% CI 1.06-1.40, p=0.006). The remaining covariates – academic affiliation, US-based affiliation, inferred male first author, multicenter conduct – were not significant. In logistic regression, US-based affiliation was not significantly associated with the odds of publication (OR 0.74, 95% CI 0.52-1.04, p=0.086).</w:t>
       </w:r>
     </w:p>
     <w:bookmarkEnd w:id="35"/>

--- a/docs/abstract_results_section.docx
+++ b/docs/abstract_results_section.docx
@@ -879,6 +879,114 @@
     </w:p>
     <w:bookmarkEnd w:id="37"/>
     <w:bookmarkEnd w:id="38"/>
+    <w:bookmarkStart w:id="39" w:name="limitations"/>
+    <w:p>
+      <w:pPr>
+        <w:pStyle w:val="Heading2"/>
+      </w:pPr>
+      <w:r>
+        <w:t xml:space="preserve">Limitations</w:t>
+      </w:r>
+    </w:p>
+    <w:p>
+      <w:pPr>
+        <w:pStyle w:val="FirstParagraph"/>
+      </w:pPr>
+      <w:r>
+        <w:t xml:space="preserve">Five features of the cohort constrain how these estimates should be read. They are stated as measured quantities rather than as generic caveats.</w:t>
+      </w:r>
+    </w:p>
+    <w:p>
+      <w:pPr>
+        <w:pStyle w:val="BodyText"/>
+      </w:pPr>
+      <w:r>
+        <w:rPr>
+          <w:b/>
+          <w:bCs/>
+        </w:rPr>
+        <w:t xml:space="preserve">The cohort is a truncated, non-random slice of each programme.</w:t>
+      </w:r>
+      <w:r>
+        <w:t xml:space="preserve"> </w:t>
+      </w:r>
+      <w:r>
+        <w:t xml:space="preserve">The ScienceDirect issue listing returns at most about 100 records per request and repeats the first page for every subsequent offset, so abstraction captured 1,154 of the 7,711 supplement items deposited in Crossref across the 12 congresses (15%). The captured records are not a random sample of each meeting: they are the first pages of each supplement in printed order. Within that window, publication rates decline across position quintiles, with an odds ratio of 0.607 per quintile adjusted for congress year (p = 0.080). That association is not statistically significant, and the test cannot see beyond the captured window, but its direction implies that a complete congress would yield a rate at or below the one reported here. Randomized trials were more frequent in the last captured quintile, which acts in the opposite direction. The reported rate is therefore best interpreted as applying to early-programme oral presentations rather than to a full congress.</w:t>
+      </w:r>
+    </w:p>
+    <w:p>
+      <w:pPr>
+        <w:pStyle w:val="BodyText"/>
+      </w:pPr>
+      <w:r>
+        <w:rPr>
+          <w:b/>
+          <w:bCs/>
+        </w:rPr>
+        <w:t xml:space="preserve">The captured fraction is not constant across congresses.</w:t>
+      </w:r>
+      <w:r>
+        <w:t xml:space="preserve"> </w:t>
+      </w:r>
+      <w:r>
+        <w:t xml:space="preserve">Supplement size fell from 852 items at its maximum to 392 at its minimum while the per-congress capture ceiling did not, so coverage ranges from 11.2% (2015) to 25% (2023). Later congresses are represented by a proportionally deeper slice of their programme than earlier ones. Any comparison of publication rates across congress years is therefore a comparison across different fractions of differently sized meetings, and the apparent temporal trend should not be read as a change in conversion behaviour without accounting for this.</w:t>
+      </w:r>
+    </w:p>
+    <w:p>
+      <w:pPr>
+        <w:pStyle w:val="BodyText"/>
+      </w:pPr>
+      <w:r>
+        <w:rPr>
+          <w:b/>
+          <w:bCs/>
+        </w:rPr>
+        <w:t xml:space="preserve">Two congresses contribute almost nothing to the multivariable model.</w:t>
+      </w:r>
+      <w:r>
+        <w:t xml:space="preserve"> </w:t>
+      </w:r>
+      <w:r>
+        <w:t xml:space="preserve">Abstract body text failed to parse for every record from 2017 and 2018, which use a supplement markup format the extractor does not handle; no other congress is affected. Because sample size is recovered from that text and the logistic model deletes rows with any missing covariate, those congresses contribute only 12 of 90 in 2017 and 7 of 95 in 2018 evaluated abstracts to the model. Their observed publication rates are 5.6% in 2017 and 25.3% in 2018, and 2018 ranks third-highest of the 12 congresses, so the abstracts removed by complete-case deletion are not missing at random with respect to the outcome. The modelled cohort is therefore not a random subset of the evaluated cohort, and the predictor estimates should be read as conditional on the congresses that survived deletion.</w:t>
+      </w:r>
+    </w:p>
+    <w:p>
+      <w:pPr>
+        <w:pStyle w:val="BodyText"/>
+      </w:pPr>
+      <w:r>
+        <w:rPr>
+          <w:b/>
+          <w:bCs/>
+        </w:rPr>
+        <w:t xml:space="preserve">Publications are counted per abstract, not per paper.</w:t>
+      </w:r>
+      <w:r>
+        <w:t xml:space="preserve"> </w:t>
+      </w:r>
+      <w:r>
+        <w:t xml:space="preserve">2 publications are each credited to two abstracts, so the numerator of 170 abstracts corresponds to 168 distinct papers. Companion analyses presented separately and merged before submission are a genuine occurrence rather than a matching error, and counting per abstract follows the convention of the Cochrane review, but the numerator is not a count of unique manuscripts.</w:t>
+      </w:r>
+    </w:p>
+    <w:p>
+      <w:pPr>
+        <w:pStyle w:val="BodyText"/>
+      </w:pPr>
+      <w:r>
+        <w:rPr>
+          <w:b/>
+          <w:bCs/>
+        </w:rPr>
+        <w:t xml:space="preserve">Abstracts whose credited publication predates the congress are counted as unpublished.</w:t>
+      </w:r>
+      <w:r>
+        <w:t xml:space="preserve"> </w:t>
+      </w:r>
+      <w:r>
+        <w:t xml:space="preserve">42 abstracts fall in this category. A paper appearing before the meeting cannot be a conference-to-publication conversion, so these are not treated as successes; they remain in the denominator because the abstract was still presented and still eligible to convert. Removing them from the denominator instead would raise the reported rate, and that choice is a protocol decision rather than a consequence of the data.</w:t>
+      </w:r>
+    </w:p>
+    <w:bookmarkEnd w:id="39"/>
     <w:sectPr>
       <w:footnotePr>
         <w:numRestart w:val="eachSect"/>
